--- a/public/sponsor-contract.docx
+++ b/public/sponsor-contract.docx
@@ -6,6 +6,7 @@
       <w:pPr>
         <w:bidi/>
         <w:rPr>
+          <w:rFonts w:hint="cs"/>
           <w:sz w:val="28"/>
           <w:szCs w:val="28"/>
           <w:rtl/>
@@ -69,40 +70,38 @@
       <w:pPr>
         <w:bidi/>
         <w:rPr>
+          <w:sz w:val="28"/>
+          <w:szCs w:val="28"/>
+        </w:rPr>
+      </w:pPr>
+      <w:r>
+        <w:rPr>
+          <w:sz w:val="28"/>
+          <w:szCs w:val="28"/>
+          <w:rtl/>
+        </w:rPr>
+        <w:t>بعون الله تعالى، تم الاتفاق في هذا اليوم بين كلٍ من</w:t>
+      </w:r>
+      <w:r>
+        <w:rPr>
+          <w:sz w:val="28"/>
+          <w:szCs w:val="28"/>
+        </w:rPr>
+        <w:t>:</w:t>
+      </w:r>
+    </w:p>
+    <w:p>
+      <w:pPr>
+        <w:bidi/>
+        <w:rPr>
           <w:b/>
           <w:bCs/>
           <w:sz w:val="28"/>
           <w:szCs w:val="28"/>
-        </w:rPr>
-      </w:pPr>
-    </w:p>
-    <w:p>
-      <w:pPr>
-        <w:bidi/>
-        <w:rPr>
-          <w:sz w:val="28"/>
-          <w:szCs w:val="28"/>
-        </w:rPr>
-      </w:pPr>
-      <w:r>
-        <w:rPr>
-          <w:sz w:val="28"/>
-          <w:szCs w:val="28"/>
-          <w:rtl/>
-        </w:rPr>
-        <w:t>بعون الله تعالى، تم الاتفاق في هذا اليوم بين كلٍ من</w:t>
-      </w:r>
-      <w:r>
-        <w:rPr>
-          <w:sz w:val="28"/>
-          <w:szCs w:val="28"/>
-        </w:rPr>
-        <w:t>:</w:t>
-      </w:r>
-    </w:p>
-    <w:p>
-      <w:pPr>
-        <w:bidi/>
+          <w:rtl/>
+        </w:rPr>
+      </w:pPr>
+      <w:r>
         <w:rPr>
           <w:b/>
           <w:bCs/>
@@ -110,6 +109,17 @@
           <w:szCs w:val="28"/>
           <w:rtl/>
         </w:rPr>
+        <w:t>أولًا: أطراف العقد</w:t>
+      </w:r>
+    </w:p>
+    <w:p>
+      <w:pPr>
+        <w:bidi/>
+        <w:rPr>
+          <w:sz w:val="28"/>
+          <w:szCs w:val="28"/>
+          <w:rtl/>
+        </w:rPr>
       </w:pPr>
       <w:r>
         <w:rPr>
@@ -119,135 +129,145 @@
           <w:szCs w:val="28"/>
           <w:rtl/>
         </w:rPr>
-        <w:t>أولًا: أطراف العقد</w:t>
-      </w:r>
-    </w:p>
-    <w:p>
-      <w:pPr>
-        <w:bidi/>
-        <w:rPr>
-          <w:sz w:val="28"/>
-          <w:szCs w:val="28"/>
-          <w:rtl/>
-        </w:rPr>
-      </w:pPr>
+        <w:t>الطرف الأول</w:t>
+      </w:r>
       <w:r>
         <w:rPr>
           <w:b/>
           <w:bCs/>
           <w:sz w:val="28"/>
           <w:szCs w:val="28"/>
-          <w:rtl/>
-        </w:rPr>
-        <w:t>الطرف الأول</w:t>
-      </w:r>
-      <w:r>
-        <w:rPr>
+        </w:rPr>
+        <w:t>:</w:t>
+      </w:r>
+      <w:r>
+        <w:rPr>
+          <w:sz w:val="28"/>
+          <w:szCs w:val="28"/>
+        </w:rPr>
+        <w:br/>
+      </w:r>
+      <w:r>
+        <w:rPr>
+          <w:sz w:val="28"/>
+          <w:szCs w:val="28"/>
+          <w:rtl/>
+        </w:rPr>
+        <w:t>شركة مظلة الأعمال لتنظيم المعارض والمؤتمرات شركة ذات مسؤولية محدودة،</w:t>
+      </w:r>
+      <w:r>
+        <w:rPr>
+          <w:rFonts w:hint="cs"/>
+          <w:sz w:val="28"/>
+          <w:szCs w:val="28"/>
+          <w:rtl/>
+        </w:rPr>
+        <w:t xml:space="preserve"> تحت </w:t>
+      </w:r>
+      <w:r>
+        <w:rPr>
+          <w:sz w:val="28"/>
+          <w:szCs w:val="28"/>
+          <w:rtl/>
+        </w:rPr>
+        <w:t>سجل تجاري ر</w:t>
+      </w:r>
+      <w:r>
+        <w:rPr>
+          <w:rFonts w:hint="cs"/>
+          <w:sz w:val="28"/>
+          <w:szCs w:val="28"/>
+          <w:rtl/>
+        </w:rPr>
+        <w:t xml:space="preserve">قم </w:t>
+      </w:r>
+      <w:r>
+        <w:rPr>
+          <w:rFonts w:cs="Arial"/>
+          <w:sz w:val="28"/>
+          <w:szCs w:val="28"/>
+          <w:rtl/>
+        </w:rPr>
+        <w:t>7002505498</w:t>
+      </w:r>
+      <w:r>
+        <w:rPr>
+          <w:rFonts w:hint="cs"/>
+          <w:sz w:val="28"/>
+          <w:szCs w:val="28"/>
+          <w:rtl/>
+        </w:rPr>
+        <w:t xml:space="preserve">، </w:t>
+      </w:r>
+      <w:r>
+        <w:rPr>
+          <w:sz w:val="28"/>
+          <w:szCs w:val="28"/>
+          <w:rtl/>
+        </w:rPr>
+        <w:t xml:space="preserve">ويُشار إليها لاحقًا بـ </w:t>
+      </w:r>
+      <w:r>
+        <w:rPr>
+          <w:rFonts w:hint="cs"/>
           <w:b/>
           <w:bCs/>
           <w:sz w:val="28"/>
           <w:szCs w:val="28"/>
-        </w:rPr>
-        <w:t>:</w:t>
-      </w:r>
-      <w:r>
-        <w:rPr>
-          <w:sz w:val="28"/>
-          <w:szCs w:val="28"/>
-        </w:rPr>
-        <w:br/>
-      </w:r>
-      <w:r>
-        <w:rPr>
-          <w:sz w:val="28"/>
-          <w:szCs w:val="28"/>
-          <w:rtl/>
-        </w:rPr>
-        <w:t>شركة مظلة الأعمال لتنظيم المعارض والمؤتمرات شركة ذات مسؤولية محدودة،</w:t>
-      </w:r>
-      <w:r>
-        <w:rPr>
-          <w:rFonts w:hint="cs"/>
-          <w:sz w:val="28"/>
-          <w:szCs w:val="28"/>
-          <w:rtl/>
-        </w:rPr>
-        <w:t xml:space="preserve"> تحت </w:t>
-      </w:r>
-      <w:r>
-        <w:rPr>
-          <w:sz w:val="28"/>
-          <w:szCs w:val="28"/>
-          <w:rtl/>
-        </w:rPr>
-        <w:t>سجل تجاري ر</w:t>
-      </w:r>
-      <w:r>
-        <w:rPr>
-          <w:rFonts w:hint="cs"/>
-          <w:sz w:val="28"/>
-          <w:szCs w:val="28"/>
-          <w:rtl/>
-        </w:rPr>
-        <w:t xml:space="preserve">قم </w:t>
-      </w:r>
-      <w:r>
-        <w:rPr>
-          <w:rFonts w:cs="Arial"/>
-          <w:sz w:val="28"/>
-          <w:szCs w:val="28"/>
-          <w:rtl/>
-        </w:rPr>
-        <w:t>7002505498</w:t>
-      </w:r>
-      <w:r>
-        <w:rPr>
-          <w:rFonts w:hint="cs"/>
-          <w:sz w:val="28"/>
-          <w:szCs w:val="28"/>
-          <w:rtl/>
-        </w:rPr>
-        <w:t xml:space="preserve">، </w:t>
-      </w:r>
-      <w:r>
-        <w:rPr>
-          <w:sz w:val="28"/>
-          <w:szCs w:val="28"/>
-          <w:rtl/>
-        </w:rPr>
-        <w:t xml:space="preserve">ويُشار إليها لاحقًا بـ </w:t>
-      </w:r>
-      <w:r>
-        <w:rPr>
-          <w:rFonts w:hint="cs"/>
+          <w:rtl/>
+        </w:rPr>
+        <w:t>(</w:t>
+      </w:r>
+      <w:r>
+        <w:rPr>
           <w:b/>
           <w:bCs/>
           <w:sz w:val="28"/>
           <w:szCs w:val="28"/>
           <w:rtl/>
         </w:rPr>
-        <w:t>(</w:t>
-      </w:r>
-      <w:r>
-        <w:rPr>
+        <w:t>الطرف الأول</w:t>
+      </w:r>
+      <w:r>
+        <w:rPr>
+          <w:rFonts w:hint="cs"/>
           <w:b/>
           <w:bCs/>
           <w:sz w:val="28"/>
           <w:szCs w:val="28"/>
           <w:rtl/>
         </w:rPr>
-        <w:t>الطرف الأول</w:t>
-      </w:r>
-      <w:r>
-        <w:rPr>
-          <w:rFonts w:hint="cs"/>
+        <w:t>)</w:t>
+      </w:r>
+    </w:p>
+    <w:p>
+      <w:pPr>
+        <w:bidi/>
+        <w:spacing w:after="0"/>
+        <w:rPr>
+          <w:sz w:val="28"/>
+          <w:szCs w:val="28"/>
+          <w:rtl/>
+        </w:rPr>
+      </w:pPr>
+      <w:r>
+        <w:rPr>
           <w:b/>
           <w:bCs/>
           <w:sz w:val="28"/>
           <w:szCs w:val="28"/>
           <w:rtl/>
         </w:rPr>
-        <w:t>)</w:t>
+        <w:t>الطرف الثاني</w:t>
+      </w:r>
+      <w:r>
+        <w:rPr>
+          <w:b/>
+          <w:bCs/>
+          <w:sz w:val="28"/>
+          <w:szCs w:val="28"/>
+        </w:rPr>
+        <w:t>:</w:t>
       </w:r>
     </w:p>
     <w:p>
@@ -263,6 +283,9 @@
         </w:rPr>
       </w:pPr>
       <w:r>
+        <w:br/>
+      </w:r>
+      <w:r>
         <w:rPr>
           <w:b w:val="1"/>
           <w:bCs w:val="1"/>
@@ -270,7 +293,7 @@
           <w:szCs w:val="28"/>
           <w:rtl w:val="1"/>
         </w:rPr>
-        <w:t>الطرف الثاني</w:t>
+        <w:t xml:space="preserve">اسم </w:t>
       </w:r>
       <w:r>
         <w:rPr>
@@ -280,10 +303,7 @@
           <w:szCs w:val="28"/>
           <w:rtl w:val="1"/>
         </w:rPr>
-        <w:t>:</w:t>
-      </w:r>
-      <w:r>
-        <w:br/>
+        <w:t>الجهة/</w:t>
       </w:r>
       <w:r>
         <w:rPr>
@@ -293,7 +313,7 @@
           <w:szCs w:val="28"/>
           <w:rtl w:val="1"/>
         </w:rPr>
-        <w:t xml:space="preserve">اسم </w:t>
+        <w:t xml:space="preserve"> </w:t>
       </w:r>
       <w:r>
         <w:rPr>
@@ -303,7 +323,7 @@
           <w:szCs w:val="28"/>
           <w:rtl w:val="1"/>
         </w:rPr>
-        <w:t>الجهة/</w:t>
+        <w:t>الشركة المتقدمة بطلب المشاركة في المعرض</w:t>
       </w:r>
       <w:r>
         <w:rPr>
@@ -313,7 +333,7 @@
           <w:szCs w:val="28"/>
           <w:rtl w:val="1"/>
         </w:rPr>
-        <w:t xml:space="preserve"> </w:t>
+        <w:t xml:space="preserve"> عبر الموقع الإلكتروني</w:t>
       </w:r>
       <w:r>
         <w:rPr>
@@ -323,7 +343,7 @@
           <w:szCs w:val="28"/>
           <w:rtl w:val="1"/>
         </w:rPr>
-        <w:t>الشركة المتقدمة بطلب المشاركة في المعرض</w:t>
+        <w:t>:</w:t>
       </w:r>
       <w:r>
         <w:rPr>
@@ -333,7 +353,7 @@
           <w:szCs w:val="28"/>
           <w:rtl w:val="1"/>
         </w:rPr>
-        <w:t xml:space="preserve"> عبر الموقع الإلكتروني</w:t>
+        <w:t xml:space="preserve"> ${</w:t>
       </w:r>
       <w:r>
         <w:rPr>
@@ -341,11 +361,25 @@
           <w:bCs w:val="1"/>
           <w:sz w:val="28"/>
           <w:szCs w:val="28"/>
-          <w:rtl w:val="1"/>
-        </w:rPr>
-        <w:t>:</w:t>
-      </w:r>
-      <w:r>
+        </w:rPr>
+        <w:t>organization}</w:t>
+      </w:r>
+    </w:p>
+    <w:p>
+      <w:pPr>
+        <w:bidi/>
+        <w:spacing w:after="0"/>
+        <w:rPr>
+          <w:sz w:val="28"/>
+          <w:szCs w:val="28"/>
+          <w:rtl/>
+        </w:rPr>
+      </w:pPr>
+    </w:p>
+    <w:p>
+      <w:pPr>
+        <w:bidi/>
+        <w:spacing w:after="0"/>
         <w:rPr>
           <w:b w:val="1"/>
           <w:bCs w:val="1"/>
@@ -353,16 +387,108 @@
           <w:szCs w:val="28"/>
           <w:rtl w:val="1"/>
         </w:rPr>
-        <w:t xml:space="preserve"> ${</w:t>
-      </w:r>
+      </w:pPr>
       <w:r>
         <w:rPr>
           <w:b w:val="1"/>
           <w:bCs w:val="1"/>
           <w:sz w:val="28"/>
           <w:szCs w:val="28"/>
-        </w:rPr>
-        <w:t>organization}</w:t>
+          <w:rtl w:val="1"/>
+        </w:rPr>
+        <w:t xml:space="preserve">سجل تجاري رقم: </w:t>
+      </w:r>
+      <w:r>
+        <w:rPr>
+          <w:b w:val="1"/>
+          <w:bCs w:val="1"/>
+          <w:sz w:val="28"/>
+          <w:szCs w:val="28"/>
+          <w:rtl w:val="1"/>
+        </w:rPr>
+        <w:t>الملف المرفق</w:t>
+      </w:r>
+    </w:p>
+    <w:p>
+      <w:pPr>
+        <w:pStyle w:val="Normal"/>
+        <w:bidi/>
+        <w:spacing w:after="0"/>
+        <w:rPr>
+          <w:sz w:val="28"/>
+          <w:szCs w:val="28"/>
+          <w:rtl w:val="1"/>
+        </w:rPr>
+      </w:pPr>
+    </w:p>
+    <w:p>
+      <w:pPr>
+        <w:spacing w:after="0"/>
+        <w:rPr>
+          <w:b w:val="1"/>
+          <w:bCs w:val="1"/>
+          <w:sz w:val="28"/>
+          <w:szCs w:val="28"/>
+          <w:rtl w:val="1"/>
+        </w:rPr>
+      </w:pPr>
+      <w:r>
+        <w:rPr>
+          <w:b w:val="1"/>
+          <w:bCs w:val="1"/>
+          <w:sz w:val="28"/>
+          <w:szCs w:val="28"/>
+          <w:rtl w:val="1"/>
+        </w:rPr>
+        <w:t>اسم مقدم الطلب:</w:t>
+      </w:r>
+      <w:r>
+        <w:rPr>
+          <w:b w:val="1"/>
+          <w:bCs w:val="1"/>
+          <w:sz w:val="28"/>
+          <w:szCs w:val="28"/>
+          <w:rtl w:val="1"/>
+        </w:rPr>
+        <w:t xml:space="preserve"> </w:t>
+      </w:r>
+      <w:r>
+        <w:rPr>
+          <w:b w:val="1"/>
+          <w:bCs w:val="1"/>
+          <w:sz w:val="28"/>
+          <w:szCs w:val="28"/>
+          <w:rtl w:val="1"/>
+        </w:rPr>
+        <w:t xml:space="preserve"> </w:t>
+      </w:r>
+      <w:r>
+        <w:rPr>
+          <w:b w:val="1"/>
+          <w:bCs w:val="1"/>
+          <w:sz w:val="28"/>
+          <w:szCs w:val="28"/>
+          <w:rtl w:val="1"/>
+        </w:rPr>
+        <w:t>${</w:t>
+      </w:r>
+      <w:r>
+        <w:rPr>
+          <w:b w:val="1"/>
+          <w:bCs w:val="1"/>
+          <w:sz w:val="28"/>
+          <w:szCs w:val="28"/>
+        </w:rPr>
+        <w:t>full_name</w:t>
+      </w:r>
+      <w:r>
+        <w:rPr>
+          <w:b w:val="1"/>
+          <w:bCs w:val="1"/>
+          <w:sz w:val="28"/>
+          <w:szCs w:val="28"/>
+        </w:rPr>
+        <w:t>}</w:t>
       </w:r>
     </w:p>
     <w:p>
@@ -398,7 +524,7 @@
           <w:szCs w:val="28"/>
           <w:rtl w:val="1"/>
         </w:rPr>
-        <w:t>سجل تجاري رقم</w:t>
+        <w:t>فئة الرعاية</w:t>
       </w:r>
       <w:r>
         <w:rPr>
@@ -418,7 +544,7 @@
           <w:szCs w:val="28"/>
           <w:rtl w:val="1"/>
         </w:rPr>
-        <w:t>$</w:t>
+        <w:t xml:space="preserve"> ${</w:t>
       </w:r>
       <w:r>
         <w:rPr>
@@ -426,23 +552,27 @@
           <w:bCs w:val="1"/>
           <w:sz w:val="28"/>
           <w:szCs w:val="28"/>
-          <w:rtl w:val="1"/>
-        </w:rPr>
-        <w:t>{</w:t>
-      </w:r>
-      <w:r>
+        </w:rPr>
+        <w:t>sponsor_tier}</w:t>
+      </w:r>
+    </w:p>
+    <w:p>
+      <w:pPr>
+        <w:pStyle w:val="Normal"/>
+        <w:bidi/>
+        <w:spacing w:after="0"/>
         <w:rPr>
           <w:b w:val="1"/>
           <w:bCs w:val="1"/>
           <w:sz w:val="28"/>
           <w:szCs w:val="28"/>
-        </w:rPr>
-        <w:t>cr_copy}</w:t>
-      </w:r>
-    </w:p>
-    <w:p>
-      <w:pPr>
-        <w:bidi w:val="1"/>
+          <w:rtl w:val="1"/>
+        </w:rPr>
+      </w:pPr>
+    </w:p>
+    <w:p>
+      <w:pPr>
+        <w:bidi/>
         <w:spacing w:after="0"/>
         <w:rPr>
           <w:b w:val="1"/>
@@ -452,11 +582,7 @@
           <w:rtl w:val="1"/>
         </w:rPr>
       </w:pPr>
-    </w:p>
-    <w:p>
-      <w:pPr>
-        <w:bidi/>
-        <w:spacing w:after="0"/>
+      <w:r>
         <w:rPr>
           <w:b w:val="1"/>
           <w:bCs w:val="1"/>
@@ -464,7 +590,8 @@
           <w:szCs w:val="28"/>
           <w:rtl w:val="1"/>
         </w:rPr>
-      </w:pPr>
+        <w:t>المساحة:</w:t>
+      </w:r>
       <w:r>
         <w:rPr>
           <w:b w:val="1"/>
@@ -473,7 +600,7 @@
           <w:szCs w:val="28"/>
           <w:rtl w:val="1"/>
         </w:rPr>
-        <w:t xml:space="preserve">اسم مقدم </w:t>
+        <w:t xml:space="preserve"> ${</w:t>
       </w:r>
       <w:r>
         <w:rPr>
@@ -481,11 +608,15 @@
           <w:bCs w:val="1"/>
           <w:sz w:val="28"/>
           <w:szCs w:val="28"/>
-          <w:rtl w:val="1"/>
-        </w:rPr>
-        <w:t xml:space="preserve">الطلب: </w:t>
-      </w:r>
-      <w:r>
+        </w:rPr>
+        <w:t>space}</w:t>
+      </w:r>
+    </w:p>
+    <w:p>
+      <w:pPr>
+        <w:pStyle w:val="Normal"/>
+        <w:bidi/>
+        <w:spacing w:after="0"/>
         <w:rPr>
           <w:b w:val="1"/>
           <w:bCs w:val="1"/>
@@ -493,131 +624,16 @@
           <w:szCs w:val="28"/>
           <w:rtl w:val="1"/>
         </w:rPr>
-        <w:t>$</w:t>
-      </w:r>
-      <w:r>
-        <w:rPr>
-          <w:b w:val="1"/>
-          <w:bCs w:val="1"/>
-          <w:sz w:val="28"/>
-          <w:szCs w:val="28"/>
-          <w:rtl w:val="1"/>
-        </w:rPr>
-        <w:t>{</w:t>
-      </w:r>
-      <w:r>
-        <w:rPr>
-          <w:b w:val="1"/>
-          <w:bCs w:val="1"/>
-          <w:sz w:val="28"/>
-          <w:szCs w:val="28"/>
-        </w:rPr>
-        <w:t>full_name</w:t>
-      </w:r>
-      <w:r>
-        <w:rPr>
-          <w:b w:val="1"/>
-          <w:bCs w:val="1"/>
-          <w:sz w:val="28"/>
-          <w:szCs w:val="28"/>
-        </w:rPr>
-        <w:t>}</w:t>
-      </w:r>
-    </w:p>
-    <w:p>
-      <w:pPr>
-        <w:bidi w:val="1"/>
+      </w:pPr>
+    </w:p>
+    <w:p>
+      <w:pPr>
+        <w:bidi/>
         <w:spacing w:after="0"/>
         <w:rPr>
-          <w:b w:val="1"/>
-          <w:bCs w:val="1"/>
-          <w:sz w:val="28"/>
-          <w:szCs w:val="28"/>
-          <w:rtl w:val="1"/>
-        </w:rPr>
-      </w:pPr>
-    </w:p>
-    <w:p>
-      <w:pPr>
-        <w:bidi/>
-        <w:spacing w:after="0"/>
-        <w:rPr>
-          <w:b w:val="1"/>
-          <w:bCs w:val="1"/>
-          <w:sz w:val="28"/>
-          <w:szCs w:val="28"/>
-          <w:rtl w:val="1"/>
-        </w:rPr>
-      </w:pPr>
-      <w:r>
-        <w:rPr>
-          <w:b w:val="1"/>
-          <w:bCs w:val="1"/>
-          <w:sz w:val="28"/>
-          <w:szCs w:val="28"/>
-          <w:rtl w:val="1"/>
-        </w:rPr>
-        <w:t>فئة الرعاية</w:t>
-      </w:r>
-      <w:r>
-        <w:rPr>
-          <w:b w:val="1"/>
-          <w:bCs w:val="1"/>
-          <w:sz w:val="28"/>
-          <w:szCs w:val="28"/>
-          <w:rtl w:val="1"/>
-        </w:rPr>
-        <w:t xml:space="preserve">: </w:t>
-      </w:r>
-      <w:r>
-        <w:rPr>
-          <w:b w:val="1"/>
-          <w:bCs w:val="1"/>
-          <w:sz w:val="28"/>
-          <w:szCs w:val="28"/>
-          <w:rtl w:val="1"/>
-        </w:rPr>
-        <w:t>$</w:t>
-      </w:r>
-      <w:r>
-        <w:rPr>
-          <w:b w:val="1"/>
-          <w:bCs w:val="1"/>
-          <w:sz w:val="28"/>
-          <w:szCs w:val="28"/>
-          <w:rtl w:val="1"/>
-        </w:rPr>
-        <w:t>{</w:t>
-      </w:r>
-      <w:r>
-        <w:rPr>
-          <w:b w:val="1"/>
-          <w:bCs w:val="1"/>
-          <w:sz w:val="28"/>
-          <w:szCs w:val="28"/>
-        </w:rPr>
-        <w:t>sponsor_tier</w:t>
-      </w:r>
-      <w:r>
-        <w:rPr>
-          <w:b w:val="1"/>
-          <w:bCs w:val="1"/>
-          <w:sz w:val="28"/>
-          <w:szCs w:val="28"/>
-        </w:rPr>
-        <w:t>}</w:t>
-      </w:r>
-    </w:p>
-    <w:p>
-      <w:pPr>
-        <w:bidi w:val="1"/>
-        <w:spacing w:after="0"/>
-        <w:rPr>
-          <w:b w:val="1"/>
-          <w:bCs w:val="1"/>
-          <w:sz w:val="28"/>
-          <w:szCs w:val="28"/>
-          <w:rtl w:val="1"/>
+          <w:sz w:val="28"/>
+          <w:szCs w:val="28"/>
+          <w:rtl/>
         </w:rPr>
       </w:pPr>
     </w:p>
@@ -765,7 +781,6 @@
           <w:szCs w:val="28"/>
           <w:rtl/>
         </w:rPr>
-        <w:lastRenderedPageBreak/>
         <w:t xml:space="preserve">يقوم </w:t>
       </w:r>
       <w:r>
@@ -811,17 +826,7 @@
           <w:szCs w:val="28"/>
           <w:rtl/>
         </w:rPr>
-        <w:t xml:space="preserve">رقم </w:t>
-      </w:r>
-      <w:r>
-        <w:rPr>
-          <w:rFonts w:hint="cs"/>
-          <w:color w:val="A6A6A6" w:themeColor="background1" w:themeShade="A6"/>
-          <w:sz w:val="10"/>
-          <w:szCs w:val="10"/>
-          <w:rtl/>
-        </w:rPr>
-        <w:t>.......................................................</w:t>
+        <w:t>راعي كما هو مدون أعلاه و حسب المخطط الخاص بالمعرض</w:t>
       </w:r>
     </w:p>
     <w:p>
@@ -999,19 +1004,8 @@
           <w:szCs w:val="28"/>
           <w:rtl/>
         </w:rPr>
-        <w:t xml:space="preserve">22 </w:t>
-      </w:r>
-      <w:proofErr w:type="gramStart"/>
-      <w:r>
-        <w:rPr>
-          <w:rFonts w:hint="cs"/>
-          <w:sz w:val="28"/>
-          <w:szCs w:val="28"/>
-          <w:rtl/>
-        </w:rPr>
-        <w:t>و 23</w:t>
-      </w:r>
-      <w:proofErr w:type="gramEnd"/>
+        <w:t>22 و 23</w:t>
+      </w:r>
       <w:r>
         <w:rPr>
           <w:rFonts w:hint="cs"/>
@@ -1037,74 +1031,43 @@
           <w:szCs w:val="28"/>
           <w:rtl/>
         </w:rPr>
+        <w:t xml:space="preserve"> لل</w:t>
+      </w:r>
+      <w:r>
+        <w:rPr>
+          <w:rFonts w:hint="cs"/>
+          <w:sz w:val="28"/>
+          <w:szCs w:val="28"/>
+          <w:rtl/>
+        </w:rPr>
+        <w:t xml:space="preserve">تركيب،  </w:t>
+      </w:r>
+      <w:r>
+        <w:rPr>
+          <w:rFonts w:hint="cs"/>
+          <w:sz w:val="28"/>
+          <w:szCs w:val="28"/>
+          <w:rtl/>
+        </w:rPr>
+        <w:t>ثم</w:t>
+      </w:r>
+      <w:r>
+        <w:rPr>
+          <w:rFonts w:hint="cs"/>
+          <w:sz w:val="28"/>
+          <w:szCs w:val="28"/>
+          <w:rtl/>
+        </w:rPr>
         <w:t xml:space="preserve"> </w:t>
       </w:r>
-      <w:proofErr w:type="gramStart"/>
-      <w:r>
-        <w:rPr>
-          <w:rFonts w:hint="cs"/>
-          <w:sz w:val="28"/>
-          <w:szCs w:val="28"/>
-          <w:rtl/>
-        </w:rPr>
-        <w:t>لل</w:t>
-      </w:r>
-      <w:r>
-        <w:rPr>
-          <w:rFonts w:hint="cs"/>
-          <w:sz w:val="28"/>
-          <w:szCs w:val="28"/>
-          <w:rtl/>
-        </w:rPr>
-        <w:t xml:space="preserve">تركيب،  </w:t>
-      </w:r>
-      <w:r>
-        <w:rPr>
-          <w:rFonts w:hint="cs"/>
-          <w:sz w:val="28"/>
-          <w:szCs w:val="28"/>
-          <w:rtl/>
-        </w:rPr>
-        <w:t>ثم</w:t>
-      </w:r>
-      <w:proofErr w:type="gramEnd"/>
-      <w:r>
-        <w:rPr>
-          <w:rFonts w:hint="cs"/>
-          <w:sz w:val="28"/>
-          <w:szCs w:val="28"/>
-          <w:rtl/>
-        </w:rPr>
-        <w:t xml:space="preserve"> </w:t>
-      </w:r>
-      <w:r>
-        <w:rPr>
-          <w:rFonts w:hint="cs"/>
-          <w:sz w:val="28"/>
-          <w:szCs w:val="28"/>
-          <w:rtl/>
-        </w:rPr>
-        <w:t xml:space="preserve">24 و25 </w:t>
-      </w:r>
-      <w:proofErr w:type="gramStart"/>
-      <w:r>
-        <w:rPr>
-          <w:rFonts w:hint="cs"/>
-          <w:sz w:val="28"/>
-          <w:szCs w:val="28"/>
-          <w:rtl/>
-        </w:rPr>
-        <w:t>و 26</w:t>
-      </w:r>
-      <w:proofErr w:type="gramEnd"/>
-      <w:r>
-        <w:rPr>
-          <w:rFonts w:hint="cs"/>
-          <w:sz w:val="28"/>
-          <w:szCs w:val="28"/>
-          <w:rtl/>
-        </w:rPr>
-        <w:t xml:space="preserve"> سبتمبر2026م</w:t>
+      <w:r>
+        <w:rPr>
+          <w:rFonts w:hint="cs"/>
+          <w:sz w:val="28"/>
+          <w:szCs w:val="28"/>
+          <w:rtl/>
+        </w:rPr>
+        <w:t>24 و25 و 26 سبتمبر2026م</w:t>
       </w:r>
       <w:r>
         <w:rPr>
@@ -1347,17 +1310,7 @@
           <w:sz w:val="28"/>
           <w:szCs w:val="28"/>
         </w:rPr>
-        <w:t>100</w:t>
-      </w:r>
-      <w:proofErr w:type="gramStart"/>
-      <w:r>
-        <w:rPr>
-          <w:b/>
-          <w:bCs/>
-          <w:sz w:val="28"/>
-          <w:szCs w:val="28"/>
-        </w:rPr>
-        <w:t>%</w:t>
+        <w:t>100%</w:t>
       </w:r>
       <w:r>
         <w:rPr>
@@ -1381,16 +1334,7 @@
           <w:szCs w:val="28"/>
           <w:rtl/>
         </w:rPr>
-        <w:t>دفعة</w:t>
-      </w:r>
-      <w:proofErr w:type="gramEnd"/>
-      <w:r>
-        <w:rPr>
-          <w:sz w:val="28"/>
-          <w:szCs w:val="28"/>
-          <w:rtl/>
-        </w:rPr>
-        <w:t xml:space="preserve"> واحدة وفق</w:t>
+        <w:t>دفعة واحدة وفق</w:t>
       </w:r>
       <w:r>
         <w:rPr>
@@ -1420,6 +1364,7 @@
         <w:tc>
           <w:tcPr>
             <w:tcW w:w="1170" w:type="dxa"/>
+            <w:tcMar/>
           </w:tcPr>
           <w:p>
             <w:pPr>
@@ -1449,6 +1394,7 @@
         <w:tc>
           <w:tcPr>
             <w:tcW w:w="1966" w:type="dxa"/>
+            <w:tcMar/>
           </w:tcPr>
           <w:p>
             <w:pPr>
@@ -1478,6 +1424,7 @@
         <w:tc>
           <w:tcPr>
             <w:tcW w:w="2984" w:type="dxa"/>
+            <w:tcMar/>
           </w:tcPr>
           <w:p>
             <w:pPr>
@@ -1507,6 +1454,7 @@
         <w:tc>
           <w:tcPr>
             <w:tcW w:w="4945" w:type="dxa"/>
+            <w:tcMar/>
           </w:tcPr>
           <w:p>
             <w:pPr>
@@ -1539,6 +1487,7 @@
           <w:tcPr>
             <w:tcW w:w="1170" w:type="dxa"/>
             <w:shd w:val="clear" w:color="auto" w:fill="262626" w:themeFill="text1" w:themeFillTint="D9"/>
+            <w:tcMar/>
           </w:tcPr>
           <w:p>
             <w:pPr>
@@ -1569,6 +1518,7 @@
           <w:tcPr>
             <w:tcW w:w="1966" w:type="dxa"/>
             <w:shd w:val="clear" w:color="auto" w:fill="262626" w:themeFill="text1" w:themeFillTint="D9"/>
+            <w:tcMar/>
           </w:tcPr>
           <w:p>
             <w:pPr>
@@ -1599,6 +1549,7 @@
           <w:tcPr>
             <w:tcW w:w="2984" w:type="dxa"/>
             <w:shd w:val="clear" w:color="auto" w:fill="262626" w:themeFill="text1" w:themeFillTint="D9"/>
+            <w:tcMar/>
           </w:tcPr>
           <w:p>
             <w:pPr>
@@ -1629,6 +1580,7 @@
           <w:tcPr>
             <w:tcW w:w="4945" w:type="dxa"/>
             <w:shd w:val="clear" w:color="auto" w:fill="262626" w:themeFill="text1" w:themeFillTint="D9"/>
+            <w:tcMar/>
           </w:tcPr>
           <w:p>
             <w:pPr>
@@ -1660,24 +1612,35 @@
         <w:tc>
           <w:tcPr>
             <w:tcW w:w="1170" w:type="dxa"/>
+            <w:tcMar/>
           </w:tcPr>
           <w:p>
             <w:pPr>
               <w:bidi/>
               <w:jc w:val="center"/>
               <w:rPr>
-                <w:b/>
-                <w:bCs/>
+                <w:b w:val="1"/>
+                <w:bCs w:val="1"/>
                 <w:sz w:val="24"/>
                 <w:szCs w:val="24"/>
-                <w:rtl/>
+                <w:rtl w:val="1"/>
               </w:rPr>
             </w:pPr>
+            <w:r>
+              <w:rPr>
+                <w:b w:val="1"/>
+                <w:bCs w:val="1"/>
+                <w:sz w:val="24"/>
+                <w:szCs w:val="24"/>
+              </w:rPr>
+              <w:t>${price}</w:t>
+            </w:r>
           </w:p>
         </w:tc>
         <w:tc>
           <w:tcPr>
             <w:tcW w:w="1966" w:type="dxa"/>
+            <w:tcMar/>
           </w:tcPr>
           <w:p>
             <w:pPr>
@@ -1707,24 +1670,35 @@
         <w:tc>
           <w:tcPr>
             <w:tcW w:w="2984" w:type="dxa"/>
+            <w:tcMar/>
           </w:tcPr>
           <w:p>
             <w:pPr>
               <w:bidi/>
               <w:jc w:val="center"/>
               <w:rPr>
-                <w:b/>
-                <w:bCs/>
+                <w:b w:val="1"/>
+                <w:bCs w:val="1"/>
                 <w:sz w:val="24"/>
                 <w:szCs w:val="24"/>
-                <w:rtl/>
+                <w:rtl w:val="1"/>
               </w:rPr>
             </w:pPr>
+            <w:r>
+              <w:rPr>
+                <w:b w:val="1"/>
+                <w:bCs w:val="1"/>
+                <w:sz w:val="24"/>
+                <w:szCs w:val="24"/>
+              </w:rPr>
+              <w:t>${final_price}</w:t>
+            </w:r>
           </w:p>
         </w:tc>
         <w:tc>
           <w:tcPr>
             <w:tcW w:w="4945" w:type="dxa"/>
+            <w:tcMar/>
           </w:tcPr>
           <w:p>
             <w:pPr>
@@ -1755,6 +1729,7 @@
             <w:tcW w:w="3136" w:type="dxa"/>
             <w:gridSpan w:val="2"/>
             <w:shd w:val="clear" w:color="auto" w:fill="262626" w:themeFill="text1" w:themeFillTint="D9"/>
+            <w:tcMar/>
           </w:tcPr>
           <w:p>
             <w:pPr>
@@ -1785,6 +1760,7 @@
           <w:tcPr>
             <w:tcW w:w="7929" w:type="dxa"/>
             <w:gridSpan w:val="2"/>
+            <w:tcMar/>
           </w:tcPr>
           <w:p>
             <w:pPr>
@@ -1983,6 +1959,16 @@
         <w:rPr>
           <w:sz w:val="28"/>
           <w:szCs w:val="28"/>
+          <w:rtl/>
+        </w:rPr>
+      </w:pPr>
+    </w:p>
+    <w:p>
+      <w:pPr>
+        <w:bidi/>
+        <w:rPr>
+          <w:sz w:val="28"/>
+          <w:szCs w:val="28"/>
         </w:rPr>
       </w:pPr>
     </w:p>
@@ -2004,6 +1990,7 @@
           <w:szCs w:val="28"/>
           <w:rtl/>
         </w:rPr>
+        <w:lastRenderedPageBreak/>
         <w:t>المادة (4): التزامات الطرف الثاني</w:t>
       </w:r>
     </w:p>
@@ -2095,7 +2082,6 @@
           <w:szCs w:val="28"/>
           <w:rtl/>
         </w:rPr>
-        <w:lastRenderedPageBreak/>
         <w:t>الالتزام بجميع تعليمات المعرض، والأنظمة، والاشتراطات الصادرة من الجهات الحكومية المختصة</w:t>
       </w:r>
       <w:r>
@@ -2743,6 +2729,7 @@
           <w:szCs w:val="28"/>
           <w:rtl/>
         </w:rPr>
+        <w:lastRenderedPageBreak/>
         <w:t xml:space="preserve">إخلال </w:t>
       </w:r>
       <w:r>
@@ -2835,7 +2822,6 @@
           <w:szCs w:val="28"/>
           <w:rtl/>
         </w:rPr>
-        <w:lastRenderedPageBreak/>
         <w:t>المادة (7): المسؤولية والتعويض</w:t>
       </w:r>
     </w:p>
@@ -3359,6 +3345,7 @@
           <w:szCs w:val="26"/>
           <w:rtl/>
         </w:rPr>
+        <w:lastRenderedPageBreak/>
         <w:t xml:space="preserve">حرر هذا العقد </w:t>
       </w:r>
       <w:r>
@@ -3412,7 +3399,6 @@
           <w:szCs w:val="26"/>
           <w:rtl/>
         </w:rPr>
-        <w:lastRenderedPageBreak/>
         <w:t>لا يعتمد هذا العقد وتسقط مسؤولية الطرف الأول</w:t>
       </w:r>
       <w:r>
@@ -3453,27 +3439,7 @@
           <w:szCs w:val="26"/>
           <w:rtl/>
         </w:rPr>
-        <w:t xml:space="preserve">تنحصر مسؤولية الطرف الأول </w:t>
-      </w:r>
-      <w:proofErr w:type="gramStart"/>
-      <w:r>
-        <w:rPr>
-          <w:rFonts w:hint="cs"/>
-          <w:sz w:val="26"/>
-          <w:szCs w:val="26"/>
-          <w:rtl/>
-        </w:rPr>
-        <w:t>في ما</w:t>
-      </w:r>
-      <w:proofErr w:type="gramEnd"/>
-      <w:r>
-        <w:rPr>
-          <w:rFonts w:hint="cs"/>
-          <w:sz w:val="26"/>
-          <w:szCs w:val="26"/>
-          <w:rtl/>
-        </w:rPr>
-        <w:t xml:space="preserve"> ورد في هذا العقد فقط.</w:t>
+        <w:t>تنحصر مسؤولية الطرف الأول في ما ورد في هذا العقد فقط.</w:t>
       </w:r>
     </w:p>
     <w:p>

--- a/public/sponsor-contract.docx
+++ b/public/sponsor-contract.docx
@@ -423,7 +423,9 @@
     </w:p>
     <w:p>
       <w:pPr>
+        <w:bidi w:val="1"/>
         <w:spacing w:after="0"/>
+        <w:jc w:val="left"/>
         <w:rPr>
           <w:b w:val="1"/>
           <w:bCs w:val="1"/>

--- a/public/sponsor-contract.docx
+++ b/public/sponsor-contract.docx
@@ -1693,7 +1693,25 @@
                 <w:sz w:val="24"/>
                 <w:szCs w:val="24"/>
               </w:rPr>
-              <w:t>${final_price}</w:t>
+              <w:t>${final_price</w:t>
+            </w:r>
+            <w:r>
+              <w:rPr>
+                <w:b w:val="1"/>
+                <w:bCs w:val="1"/>
+                <w:sz w:val="24"/>
+                <w:szCs w:val="24"/>
+              </w:rPr>
+              <w:t>_vat</w:t>
+            </w:r>
+            <w:r>
+              <w:rPr>
+                <w:b w:val="1"/>
+                <w:bCs w:val="1"/>
+                <w:sz w:val="24"/>
+                <w:szCs w:val="24"/>
+              </w:rPr>
+              <w:t>}</w:t>
             </w:r>
           </w:p>
         </w:tc>
@@ -1766,15 +1784,40 @@
           </w:tcPr>
           <w:p>
             <w:pPr>
-              <w:bidi/>
+              <w:bidi w:val="0"/>
+              <w:jc w:val="center"/>
               <w:rPr>
-                <w:b/>
-                <w:bCs/>
+                <w:rFonts w:ascii="Calibri" w:hAnsi="Calibri" w:eastAsia="Calibri" w:cs="Calibri"/>
+                <w:b w:val="1"/>
+                <w:bCs w:val="1"/>
+                <w:i w:val="0"/>
+                <w:iCs w:val="0"/>
+                <w:caps w:val="0"/>
+                <w:smallCaps w:val="0"/>
+                <w:noProof w:val="0"/>
+                <w:color w:val="000000" w:themeColor="text1" w:themeTint="FF" w:themeShade="FF"/>
                 <w:sz w:val="24"/>
                 <w:szCs w:val="24"/>
-                <w:rtl/>
+                <w:lang w:val="en-US"/>
               </w:rPr>
             </w:pPr>
+            <w:r>
+              <w:rPr>
+                <w:rFonts w:ascii="Calibri" w:hAnsi="Calibri" w:eastAsia="Calibri" w:cs="Calibri"/>
+                <w:b w:val="1"/>
+                <w:bCs w:val="1"/>
+                <w:i w:val="0"/>
+                <w:iCs w:val="0"/>
+                <w:caps w:val="0"/>
+                <w:smallCaps w:val="0"/>
+                <w:noProof w:val="0"/>
+                <w:color w:val="000000" w:themeColor="text1" w:themeTint="FF" w:themeShade="FF"/>
+                <w:sz w:val="24"/>
+                <w:szCs w:val="24"/>
+                <w:lang w:val="en-US"/>
+              </w:rPr>
+              <w:t>${final_price}</w:t>
+            </w:r>
           </w:p>
         </w:tc>
       </w:tr>
